--- a/testakten/handelsvertreterrecht-provisionsausgleich-nordstern-medtech/16-beweisliste-und-zeugenthemen.docx
+++ b/testakten/handelsvertreterrecht-provisionsausgleich-nordstern-medtech/16-beweisliste-und-zeugenthemen.docx
@@ -29,16 +29,7 @@
         <w:jc w:val="left"/>
       </w:pPr>
       <w:r>
-        <w:t xml:space="preserve">Die nachstehende Beweisliste ist nach </w:t>
-      </w:r>
-      <w:r>
-        <w:rPr>
-          <w:b/>
-        </w:rPr>
-        <w:t>Beweisthema</w:t>
-      </w:r>
-      <w:r>
-        <w:t xml:space="preserve"> sortiert, nicht nach Aktenstücken. Pro Thema werden Urkundenbeweise, Zeugenbeweise und ggf. Sachverständigenbeweis vorgehalten. Ziel ist die volle Substantiierung der Stufenklage gegen die Nordstern MedTech GmbH (Buchauszug § 87c HGB, Provisionen, Ausgleich § 89b HGB) und die Verteidigung gegen die behauptete Stornoreserve.</w:t>
+        <w:t>Die nachstehende Beweisliste ist nach Beweisthema sortiert, nicht nach Aktenstücken. Pro Thema werden Urkundenbeweise, Zeugenbeweise und ggf. Sachverständigenbeweis vorgehalten. Ziel ist die volle Substantiierung der Stufenklage gegen die Nordstern MedTech GmbH (Buchauszug Paragraf  87c HGB, Provisionen, Ausgleich Paragraf  89b HGB) und die Verteidigung gegen die behauptete Stornoreserve.</w:t>
       </w:r>
     </w:p>
     <w:p>
@@ -46,10 +37,7 @@
         <w:pStyle w:val="Heading2"/>
       </w:pPr>
       <w:r>
-        <w:rPr>
-          <w:rFonts w:ascii="Times New Roman" w:hAnsi="Times New Roman"/>
-        </w:rPr>
-        <w:t>Thema 1: Status als Handelsvertreter (§ 84 Abs. 1 HGB)</w:t>
+        <w:t>Thema 1: Status als Handelsvertreter (Paragraf  84 Abs. 1 HGB)</w:t>
       </w:r>
     </w:p>
     <w:p>
@@ -71,13 +59,7 @@
         <w:pStyle w:val="ListBullet"/>
       </w:pPr>
       <w:r>
-        <w:rPr>
-          <w:b/>
-        </w:rPr>
-        <w:t>Urkunden:</w:t>
-      </w:r>
-      <w:r>
-        <w:t xml:space="preserve"> Handelsvertretervertrag vom 03.06.2014 (Aktenstück 04), insbesondere § 2 (Selbständigkeit), § 5 (Bezirksabgrenzung), § 9 (Berichtspflichten).</w:t>
+        <w:t>Urkunden: Handelsvertretervertrag vom 03.06.2018 (Aktenstück 04), insbesondere Paragraf  2 (Selbständigkeit), Paragraf  5 (Bezirksabgrenzung), Paragraf  9 (Berichtspflichten).</w:t>
       </w:r>
     </w:p>
     <w:p>
@@ -85,13 +67,7 @@
         <w:pStyle w:val="ListBullet"/>
       </w:pPr>
       <w:r>
-        <w:rPr>
-          <w:b/>
-        </w:rPr>
-        <w:t>Indizurkunden gegen Arbeitnehmerstatus:</w:t>
-      </w:r>
-      <w:r>
-        <w:t xml:space="preserve"> Provisionsabrechnungen 2018-2026 (Aktenstück 05) als reine Erfolgsvergütung; Reisekostenabrechnungen auf eigene Rechnung; Schreiben des Steuerberaters über § 17 EStG-Behandlung.</w:t>
+        <w:t>Indizurkunden gegen Arbeitnehmerstatus: Provisionsabrechnungen 2018-2026 (Aktenstück 05) als reine Erfolgsvergütung; Reisekostenabrechnungen auf eigene Rechnung; Schreiben des Steuerberaters über steuerlichen Verbuchung der Provisionen.</w:t>
       </w:r>
     </w:p>
     <w:p>
@@ -140,10 +116,7 @@
         <w:pStyle w:val="Heading2"/>
       </w:pPr>
       <w:r>
-        <w:rPr>
-          <w:rFonts w:ascii="Times New Roman" w:hAnsi="Times New Roman"/>
-        </w:rPr>
-        <w:t>Thema 2: Bezirksprovision (§ 87 Abs. 2 HGB)</w:t>
+        <w:t>Thema 2: Bezirksprovision (Paragraf  87 Abs. 2 HGB)</w:t>
       </w:r>
     </w:p>
     <w:p>
@@ -179,13 +152,7 @@
         <w:pStyle w:val="ListBullet"/>
       </w:pPr>
       <w:r>
-        <w:rPr>
-          <w:b/>
-        </w:rPr>
-        <w:t>Korrespondenz:</w:t>
-      </w:r>
-      <w:r>
-        <w:t xml:space="preserve"> E-Mail vom 12.11.2024 GF Vertrieb an Vertreter mit Bestätigung "Bezirk Bayern-Süd unverändert" (Aktenstück 11, WhatsApp-Verlauf zusätzlich).</w:t>
+        <w:t>Korrespondenz: E-Mail vom 12.11.2024 GF Vertrieb an Vertreter mit Bestätigung "Vertragsgebiet Nordrhein-Westfalen und Hessen unverändert" (Aktenstück 11, WhatsApp-Verlauf zusätzlich).</w:t>
       </w:r>
     </w:p>
     <w:p>
@@ -234,10 +201,7 @@
         <w:pStyle w:val="Heading2"/>
       </w:pPr>
       <w:r>
-        <w:rPr>
-          <w:rFonts w:ascii="Times New Roman" w:hAnsi="Times New Roman"/>
-        </w:rPr>
-        <w:t>Thema 3: Buchauszug und Provisionslücken (§§ 87a, 87c HGB)</w:t>
+        <w:t>Thema 3: Buchauszug und Provisionslücken (Paragrafen  87a, 87c HGB)</w:t>
       </w:r>
     </w:p>
     <w:p>
@@ -301,10 +265,7 @@
         <w:pStyle w:val="Heading2"/>
       </w:pPr>
       <w:r>
-        <w:rPr>
-          <w:rFonts w:ascii="Times New Roman" w:hAnsi="Times New Roman"/>
-        </w:rPr>
-        <w:t>Thema 4: Ausgleichsanspruch § 89b HGB</w:t>
+        <w:t>Thema 4: Ausgleichsanspruch Paragraf  89b HGB</w:t>
       </w:r>
     </w:p>
     <w:p>
@@ -379,13 +340,7 @@
         <w:jc w:val="left"/>
       </w:pPr>
       <w:r>
-        <w:rPr>
-          <w:b/>
-        </w:rPr>
-        <w:t>Beweisthema:</w:t>
-      </w:r>
-      <w:r>
-        <w:t xml:space="preserve"> Storno aus Gründen, die der Vertreter nicht zu vertreten hat (§ 87a Abs. 3 HGB).</w:t>
+        <w:t>Beweisthema: Storno aus Gründen, die der Vertreter nicht zu vertreten hat (Paragraf  87a Abs. 3 HGB).</w:t>
       </w:r>
     </w:p>
     <w:p>
@@ -432,13 +387,7 @@
         <w:jc w:val="left"/>
       </w:pPr>
       <w:r>
-        <w:rPr>
-          <w:b/>
-        </w:rPr>
-        <w:t>Beweisthema:</w:t>
-      </w:r>
-      <w:r>
-        <w:t xml:space="preserve"> Strukturelle Umstellung als wirtschaftliche Beendigungsmotivation; keine wichtige Person des Vertreters; Folge: § 89b-Anspruch nicht ausgeschlossen nach § 89b Abs. 3 HGB.</w:t>
+        <w:t>Beweisthema: Strukturelle Umstellung als wirtschaftliche Beendigungsmotivation; keine wichtige Person des Vertreters; Folge: Paragraf  89b-Anspruch nicht ausgeschlossen nach Paragraf  89b Abs. 3 HGB.</w:t>
       </w:r>
     </w:p>
     <w:p>
@@ -974,9 +923,53 @@
         <w:t>Sondervermerk in Zeugenladung: bei Frau Brüggemann zunächst informatorisch über die Klinikleitung anfragen, ob ein neutraler Termin möglich ist.</w:t>
       </w:r>
     </w:p>
+    <w:p>
+      <w:pPr>
+        <w:pStyle w:val="Heading1"/>
+      </w:pPr>
+      <w:r>
+        <w:t>Aktenabgleich vom 5. Juni 2026</w:t>
+      </w:r>
+    </w:p>
+    <w:p>
+      <w:pPr>
+        <w:pStyle w:val="Heading2"/>
+      </w:pPr>
+      <w:r>
+        <w:t>Identität und Vertragslinie</w:t>
+      </w:r>
+    </w:p>
+    <w:p>
+      <w:r>
+        <w:t>Vertragspartnerin ist nach dem vorliegenden Auszug die Altfeld Vertrieb GmbH, Friedrich-Ebert-Straße 94, 34119 Kassel. Ältere Abrechnungen verwenden daneben die Geschäftsbezeichnung Altfeld Medizinhandel. Handelsregisterauszug, Umfirmierungsunterlagen und Rechnungsempfänger sind deshalb vor jeder Anspruchsberechnung gegeneinander zu halten.</w:t>
+      </w:r>
+    </w:p>
+    <w:p>
+      <w:r>
+        <w:t>Der schriftliche Vertrag datiert vom 3. Juni 2018 und weist Nordrhein-Westfalen und Hessen als Gebiet aus. Der Originalordner mit Bezirkskarte, Produktliste, Provisionsstaffel und Nachträgen soll am 5. Juni 2026 in der Kanzlei abgegeben werden; bis dahin bleibt jede Aussage zum genauen Gebiets- und Kundenkreisschutz vorläufig.</w:t>
+      </w:r>
+    </w:p>
+    <w:p>
+      <w:pPr>
+        <w:pStyle w:val="Heading2"/>
+      </w:pPr>
+      <w:r>
+        <w:t>Zahlen- und Belegbezug</w:t>
+      </w:r>
+    </w:p>
+    <w:p>
+      <w:r>
+        <w:t>Für 2025 stehen 186740 EUR abgerechnete Provisionen in der Controlling-Auskunft 204380 EUR in der Vertriebsdatei gegenüber. Die Vorgänge PO-1887, PO-1912 und PO-1920 sind mit Auftragswert, Ausführungsstand, Kundensitz, Provisionssatz, Reserve und späterer Freigabe einzeln aufzubereiten.</w:t>
+      </w:r>
+    </w:p>
+    <w:p>
+      <w:r>
+        <w:t>Frau Anja Altfeld soll zu jeder Differenz die Originalabrechnung, den Kontoauszug und den zugehörigen CRM-Eintrag bezeichnen. Zeugenaussagen erhalten ein enges Beweisthema mit Datum, Wahrnehmung und betroffener Bestellung.</w:t>
+      </w:r>
+    </w:p>
     <w:sectPr>
       <w:pgSz w:w="11906" w:h="16838"/>
-      <w:pgMar w:top="1417" w:right="1417" w:bottom="1417" w:left="1417" w:header="720" w:footer="720" w:gutter="0"/>
+      <w:pgMar w:top="1247" w:right="1134" w:bottom="1020" w:left="1191" w:header="720" w:footer="720" w:gutter="0"/>
       <w:cols w:space="720"/>
       <w:docGrid w:linePitch="360"/>
     </w:sectPr>
